--- a/日常/2026-07-21/天策MCP需求文档.docx
+++ b/日常/2026-07-21/天策MCP需求文档.docx
@@ -4461,19 +4461,7 @@
         <w:rPr>
           <w:rFonts w:ascii="Arial" w:eastAsia="Microsoft YaHei"/>
         </w:rPr>
-        <w:t xml:space="preserve">bifrost 身份上下文和 capability 权限（含 </w:t>
-      </w:r>
-      <w:r>
-        <w:rPr>
-          <w:rFonts w:ascii="Consolas" w:cs="Consolas" w:eastAsia="Consolas" w:hAnsi="Consolas"/>
-        </w:rPr>
-        <w:t xml:space="preserve">tiance.policy.test</w:t>
-      </w:r>
-      <w:r>
-        <w:rPr>
-          <w:rFonts w:ascii="Arial" w:eastAsia="Microsoft YaHei"/>
-        </w:rPr>
-        <w:t xml:space="preserve"> 权限）。</w:t>
+        <w:t xml:space="preserve">bifrost 身份上下文和 capability 权限（含 tiance.policy.test 权限）。</w:t>
       </w:r>
     </w:p>
     <w:p>

--- a/日常/2026-07-21/天策MCP需求文档.docx
+++ b/日常/2026-07-21/天策MCP需求文档.docx
@@ -4451,137 +4451,110 @@
     </w:p>
     <w:p>
       <w:pPr>
-        <w:pStyle w:val="ListParagraph"/>
-        <w:numPr>
-          <w:ilvl w:val="0"/>
-          <w:numId w:val="2"/>
-        </w:numPr>
-      </w:pPr>
-      <w:r>
-        <w:rPr>
-          <w:rFonts w:ascii="Arial" w:eastAsia="Microsoft YaHei"/>
-        </w:rPr>
-        <w:t xml:space="preserve">bifrost 身份上下文和 capability 权限（含 tiance.policy.test 权限）。</w:t>
-      </w:r>
-    </w:p>
-    <w:p>
-      <w:pPr>
-        <w:pStyle w:val="ListParagraph"/>
-        <w:numPr>
-          <w:ilvl w:val="0"/>
-          <w:numId w:val="2"/>
-        </w:numPr>
-      </w:pPr>
-      <w:r>
-        <w:rPr>
-          <w:rFonts w:ascii="Arial" w:eastAsia="Microsoft YaHei"/>
-        </w:rPr>
-        <w:t xml:space="preserve">元数据搜索、解析、详情、Schema 和依赖查询。</w:t>
-      </w:r>
-    </w:p>
-    <w:p>
-      <w:pPr>
-        <w:pStyle w:val="ListParagraph"/>
-        <w:numPr>
-          <w:ilvl w:val="0"/>
-          <w:numId w:val="2"/>
-        </w:numPr>
-      </w:pPr>
-      <w:r>
-        <w:rPr>
-          <w:rFonts w:ascii="Arial" w:eastAsia="Microsoft YaHei"/>
-        </w:rPr>
-        <w:t xml:space="preserve">配置草稿校验和引用解析。</w:t>
-      </w:r>
-    </w:p>
-    <w:p>
-      <w:pPr>
-        <w:pStyle w:val="ListParagraph"/>
-        <w:numPr>
-          <w:ilvl w:val="0"/>
-          <w:numId w:val="2"/>
-        </w:numPr>
-      </w:pPr>
-      <w:r>
-        <w:rPr>
-          <w:rFonts w:ascii="Arial" w:eastAsia="Microsoft YaHei"/>
-        </w:rPr>
-        <w:t xml:space="preserve">组件查询、导出、导入的计划与执行。</w:t>
-      </w:r>
-    </w:p>
-    <w:p>
-      <w:pPr>
-        <w:pStyle w:val="ListParagraph"/>
-        <w:numPr>
-          <w:ilvl w:val="0"/>
-          <w:numId w:val="2"/>
-        </w:numPr>
-      </w:pPr>
-      <w:r>
-        <w:rPr>
-          <w:rFonts w:ascii="Arial" w:eastAsia="Microsoft YaHei"/>
-        </w:rPr>
-        <w:t xml:space="preserve">操作状态、幂等和完整审计。</w:t>
-      </w:r>
-    </w:p>
-    <w:p>
-      <w:pPr>
-        <w:pStyle w:val="ListParagraph"/>
-        <w:numPr>
-          <w:ilvl w:val="0"/>
-          <w:numId w:val="2"/>
-        </w:numPr>
-      </w:pPr>
-      <w:r>
-        <w:rPr>
-          <w:rFonts w:ascii="Arial" w:eastAsia="Microsoft YaHei"/>
-        </w:rPr>
-        <w:t xml:space="preserve">策略发现：策略列表查询、版本获取、测试配置 Schema。</w:t>
-      </w:r>
-    </w:p>
-    <w:p>
-      <w:pPr>
-        <w:pStyle w:val="ListParagraph"/>
-        <w:numPr>
-          <w:ilvl w:val="0"/>
-          <w:numId w:val="2"/>
-        </w:numPr>
-      </w:pPr>
-      <w:r>
-        <w:rPr>
-          <w:rFonts w:ascii="Arial" w:eastAsia="Microsoft YaHei"/>
-        </w:rPr>
-        <w:t xml:space="preserve">策略测试提交：单用例和批量提交、参数预校验。</w:t>
-      </w:r>
-    </w:p>
-    <w:p>
-      <w:pPr>
-        <w:pStyle w:val="ListParagraph"/>
-        <w:numPr>
-          <w:ilvl w:val="0"/>
-          <w:numId w:val="2"/>
-        </w:numPr>
-      </w:pPr>
-      <w:r>
-        <w:rPr>
-          <w:rFonts w:ascii="Arial" w:eastAsia="Microsoft YaHei"/>
-        </w:rPr>
-        <w:t xml:space="preserve">测试结果获取：执行结果、子策略详情、规则命中、函数输出。</w:t>
-      </w:r>
-    </w:p>
-    <w:p>
-      <w:pPr>
-        <w:pStyle w:val="ListParagraph"/>
-        <w:numPr>
-          <w:ilvl w:val="0"/>
-          <w:numId w:val="2"/>
-        </w:numPr>
-      </w:pPr>
-      <w:r>
-        <w:rPr>
-          <w:rFonts w:ascii="Arial" w:eastAsia="Microsoft YaHei"/>
-        </w:rPr>
-        <w:t xml:space="preserve">仅支持测试环境，生产发布、下线、删除、批量测试放到后续阶段。</w:t>
+        <w:spacing w:after="120" w:line="360" w:lineRule="auto"/>
+        <w:ind w:firstLine="480"/>
+      </w:pPr>
+      <w:r>
+        <w:rPr>
+          <w:rFonts w:ascii="Arial" w:eastAsia="Microsoft YaHei"/>
+        </w:rPr>
+        <w:t xml:space="preserve">（1）bifrost 身份上下文和 capability 权限（含 tiance.policy.test 权限）。</w:t>
+      </w:r>
+    </w:p>
+    <w:p>
+      <w:pPr>
+        <w:spacing w:after="120" w:line="360" w:lineRule="auto"/>
+        <w:ind w:firstLine="480"/>
+      </w:pPr>
+      <w:r>
+        <w:rPr>
+          <w:rFonts w:ascii="Arial" w:eastAsia="Microsoft YaHei"/>
+        </w:rPr>
+        <w:t xml:space="preserve">（2）元数据搜索、解析、详情、Schema 和依赖查询。</w:t>
+      </w:r>
+    </w:p>
+    <w:p>
+      <w:pPr>
+        <w:spacing w:after="120" w:line="360" w:lineRule="auto"/>
+        <w:ind w:firstLine="480"/>
+      </w:pPr>
+      <w:r>
+        <w:rPr>
+          <w:rFonts w:ascii="Arial" w:eastAsia="Microsoft YaHei"/>
+        </w:rPr>
+        <w:t xml:space="preserve">（3）配置草稿校验和引用解析。</w:t>
+      </w:r>
+    </w:p>
+    <w:p>
+      <w:pPr>
+        <w:spacing w:after="120" w:line="360" w:lineRule="auto"/>
+        <w:ind w:firstLine="480"/>
+      </w:pPr>
+      <w:r>
+        <w:rPr>
+          <w:rFonts w:ascii="Arial" w:eastAsia="Microsoft YaHei"/>
+        </w:rPr>
+        <w:t xml:space="preserve">（4）组件查询、导出、导入的计划与执行。</w:t>
+      </w:r>
+    </w:p>
+    <w:p>
+      <w:pPr>
+        <w:spacing w:after="120" w:line="360" w:lineRule="auto"/>
+        <w:ind w:firstLine="480"/>
+      </w:pPr>
+      <w:r>
+        <w:rPr>
+          <w:rFonts w:ascii="Arial" w:eastAsia="Microsoft YaHei"/>
+        </w:rPr>
+        <w:t xml:space="preserve">（5）操作状态、幂等和完整审计。</w:t>
+      </w:r>
+    </w:p>
+    <w:p>
+      <w:pPr>
+        <w:spacing w:after="120" w:line="360" w:lineRule="auto"/>
+        <w:ind w:firstLine="480"/>
+      </w:pPr>
+      <w:r>
+        <w:rPr>
+          <w:rFonts w:ascii="Arial" w:eastAsia="Microsoft YaHei"/>
+        </w:rPr>
+        <w:t xml:space="preserve">（6）策略发现：策略列表查询、版本获取、测试配置 Schema。</w:t>
+      </w:r>
+    </w:p>
+    <w:p>
+      <w:pPr>
+        <w:spacing w:after="120" w:line="360" w:lineRule="auto"/>
+        <w:ind w:firstLine="480"/>
+      </w:pPr>
+      <w:r>
+        <w:rPr>
+          <w:rFonts w:ascii="Arial" w:eastAsia="Microsoft YaHei"/>
+        </w:rPr>
+        <w:t xml:space="preserve">（7）策略测试提交：单用例和批量提交、参数预校验。</w:t>
+      </w:r>
+    </w:p>
+    <w:p>
+      <w:pPr>
+        <w:spacing w:after="120" w:line="360" w:lineRule="auto"/>
+        <w:ind w:firstLine="480"/>
+      </w:pPr>
+      <w:r>
+        <w:rPr>
+          <w:rFonts w:ascii="Arial" w:eastAsia="Microsoft YaHei"/>
+        </w:rPr>
+        <w:t xml:space="preserve">（8）测试结果获取：执行结果、子策略详情、规则命中、函数输出。</w:t>
+      </w:r>
+    </w:p>
+    <w:p>
+      <w:pPr>
+        <w:spacing w:after="120" w:line="360" w:lineRule="auto"/>
+        <w:ind w:firstLine="480"/>
+      </w:pPr>
+      <w:r>
+        <w:rPr>
+          <w:rFonts w:ascii="Arial" w:eastAsia="Microsoft YaHei"/>
+        </w:rPr>
+        <w:t xml:space="preserve">（9）仅支持测试环境，生产发布、下线、删除、批量测试放到后续阶段。</w:t>
       </w:r>
     </w:p>
     <w:p>
